--- a/labs/diagnoza_lab3.docx
+++ b/labs/diagnoza_lab3.docx
@@ -25,12 +25,6 @@
         <w:gridCol w:w="425"/>
       </w:tblGrid>
       <w:tr>
-        <w:tblPrEx>
-          <w:tblCellMar>
-            <w:top w:w="0" w:type="dxa"/>
-            <w:bottom w:w="0" w:type="dxa"/>
-          </w:tblCellMar>
-        </w:tblPrEx>
         <w:tc>
           <w:tcPr>
             <w:tcW w:w="9763" w:type="dxa"/>
@@ -68,12 +62,6 @@
         </w:tc>
       </w:tr>
       <w:tr>
-        <w:tblPrEx>
-          <w:tblCellMar>
-            <w:top w:w="0" w:type="dxa"/>
-            <w:bottom w:w="0" w:type="dxa"/>
-          </w:tblCellMar>
-        </w:tblPrEx>
         <w:tc>
           <w:tcPr>
             <w:tcW w:w="400" w:type="dxa"/>
@@ -267,12 +255,172 @@
         </w:tc>
       </w:tr>
       <w:tr>
-        <w:tblPrEx>
-          <w:tblCellMar>
-            <w:top w:w="0" w:type="dxa"/>
-            <w:bottom w:w="0" w:type="dxa"/>
-          </w:tblCellMar>
-        </w:tblPrEx>
+        <w:tc>
+          <w:tcPr>
+            <w:tcW w:w="400" w:type="dxa"/>
+            <w:tcBorders>
+              <w:top w:val="nil"/>
+              <w:left w:val="single" w:sz="14" w:space="0" w:color="1A3557"/>
+              <w:bottom w:val="single" w:sz="10" w:space="0" w:color="B8860B"/>
+              <w:right w:val="nil"/>
+            </w:tcBorders>
+            <w:shd w:val="clear" w:color="auto" w:fill="1A3557"/>
+          </w:tcPr>
+          <w:p/>
+        </w:tc>
+        <w:tc>
+          <w:tcPr>
+            <w:tcW w:w="8938" w:type="dxa"/>
+            <w:tcBorders>
+              <w:top w:val="nil"/>
+              <w:left w:val="nil"/>
+              <w:bottom w:val="single" w:sz="10" w:space="0" w:color="B8860B"/>
+              <w:right w:val="single" w:sz="14" w:space="0" w:color="1A3557"/>
+            </w:tcBorders>
+            <w:shd w:val="clear" w:color="auto" w:fill="1A3557"/>
+            <w:tcMar>
+              <w:top w:w="60" w:type="dxa"/>
+              <w:left w:w="200" w:type="dxa"/>
+              <w:bottom w:w="60" w:type="dxa"/>
+              <w:right w:w="200" w:type="dxa"/>
+            </w:tcMar>
+          </w:tcPr>
+          <w:p>
+            <w:pPr>
+              <w:jc w:val="center"/>
+              <w:rPr>
+                <w:rFonts w:asciiTheme="minorHAnsi" w:hAnsiTheme="minorHAnsi" w:cstheme="minorHAnsi"/>
+                <w:spacing w:val="8"/>
+                <w:sz w:val="20"/>
+              </w:rPr>
+            </w:pPr>
+            <w:hyperlink r:id="rId7" w:history="1">
+              <w:r>
+                <w:rPr>
+                  <w:rStyle w:val="Hipercze"/>
+                  <w:rFonts w:ascii="Amble LtCn" w:hAnsi="Amble LtCn"/>
+                  <w:color w:val="D0CECE" w:themeColor="background2" w:themeShade="E6"/>
+                  <w:spacing w:val="8"/>
+                  <w:sz w:val="20"/>
+                  <w:u w:val="none"/>
+                </w:rPr>
+                <w:t>ĆWICZENIE 1</w:t>
+              </w:r>
+            </w:hyperlink>
+            <w:r>
+              <w:rPr>
+                <w:rFonts w:ascii="Amble LtCn" w:hAnsi="Amble LtCn"/>
+                <w:color w:val="D0CECE" w:themeColor="background2" w:themeShade="E6"/>
+                <w:spacing w:val="8"/>
+                <w:sz w:val="20"/>
+              </w:rPr>
+              <w:t xml:space="preserve"> -  </w:t>
+            </w:r>
+            <w:hyperlink r:id="rId8" w:history="1">
+              <w:r>
+                <w:rPr>
+                  <w:rStyle w:val="Hipercze"/>
+                  <w:rFonts w:ascii="Amble LtCn" w:hAnsi="Amble LtCn"/>
+                  <w:color w:val="D0CECE" w:themeColor="background2" w:themeShade="E6"/>
+                  <w:spacing w:val="8"/>
+                  <w:sz w:val="20"/>
+                  <w:u w:val="none"/>
+                </w:rPr>
+                <w:t>ĆWICZENIE 2</w:t>
+              </w:r>
+            </w:hyperlink>
+            <w:r>
+              <w:rPr>
+                <w:rFonts w:ascii="Amble LtCn" w:hAnsi="Amble LtCn"/>
+                <w:color w:val="D0CECE" w:themeColor="background2" w:themeShade="E6"/>
+                <w:spacing w:val="8"/>
+                <w:sz w:val="20"/>
+              </w:rPr>
+              <w:t xml:space="preserve"> - </w:t>
+            </w:r>
+            <w:hyperlink r:id="rId9" w:history="1">
+              <w:r>
+                <w:rPr>
+                  <w:rStyle w:val="Hipercze"/>
+                  <w:rFonts w:ascii="Amble LtCn" w:hAnsi="Amble LtCn"/>
+                  <w:color w:val="D0CECE" w:themeColor="background2" w:themeShade="E6"/>
+                  <w:spacing w:val="8"/>
+                  <w:sz w:val="20"/>
+                  <w:u w:val="none"/>
+                </w:rPr>
+                <w:t>ĆWICZENIE 3</w:t>
+              </w:r>
+            </w:hyperlink>
+            <w:r>
+              <w:rPr>
+                <w:rFonts w:ascii="Amble LtCn" w:hAnsi="Amble LtCn"/>
+                <w:color w:val="D0CECE" w:themeColor="background2" w:themeShade="E6"/>
+                <w:spacing w:val="8"/>
+                <w:sz w:val="20"/>
+              </w:rPr>
+              <w:t xml:space="preserve"> - </w:t>
+            </w:r>
+            <w:hyperlink r:id="rId10" w:history="1">
+              <w:r>
+                <w:rPr>
+                  <w:rStyle w:val="Hipercze"/>
+                  <w:rFonts w:ascii="Amble LtCn" w:hAnsi="Amble LtCn"/>
+                  <w:color w:val="D0CECE" w:themeColor="background2" w:themeShade="E6"/>
+                  <w:spacing w:val="8"/>
+                  <w:sz w:val="20"/>
+                  <w:u w:val="none"/>
+                </w:rPr>
+                <w:t>ĆWICZENIE 4</w:t>
+              </w:r>
+            </w:hyperlink>
+            <w:r>
+              <w:rPr>
+                <w:rFonts w:ascii="Amble LtCn" w:hAnsi="Amble LtCn"/>
+                <w:color w:val="D0CECE" w:themeColor="background2" w:themeShade="E6"/>
+                <w:spacing w:val="8"/>
+                <w:sz w:val="20"/>
+              </w:rPr>
+              <w:t xml:space="preserve"> - </w:t>
+            </w:r>
+            <w:hyperlink r:id="rId11" w:history="1">
+              <w:r>
+                <w:rPr>
+                  <w:rStyle w:val="Hipercze"/>
+                  <w:rFonts w:ascii="Amble LtCn" w:hAnsi="Amble LtCn"/>
+                  <w:color w:val="D0CECE" w:themeColor="background2" w:themeShade="E6"/>
+                  <w:spacing w:val="8"/>
+                  <w:sz w:val="20"/>
+                  <w:u w:val="none"/>
+                </w:rPr>
+                <w:t>ĆWICZENIE 5</w:t>
+              </w:r>
+            </w:hyperlink>
+          </w:p>
+        </w:tc>
+        <w:tc>
+          <w:tcPr>
+            <w:tcW w:w="425" w:type="dxa"/>
+            <w:tcBorders>
+              <w:top w:val="nil"/>
+              <w:left w:val="nil"/>
+              <w:bottom w:val="single" w:sz="10" w:space="0" w:color="B8860B"/>
+              <w:right w:val="single" w:sz="14" w:space="0" w:color="1A3557"/>
+            </w:tcBorders>
+            <w:shd w:val="clear" w:color="auto" w:fill="1A3557"/>
+          </w:tcPr>
+          <w:p>
+            <w:pPr>
+              <w:jc w:val="center"/>
+              <w:rPr>
+                <w:rFonts w:asciiTheme="minorHAnsi" w:hAnsiTheme="minorHAnsi" w:cstheme="minorHAnsi"/>
+                <w:spacing w:val="8"/>
+                <w:sz w:val="20"/>
+              </w:rPr>
+            </w:pPr>
+          </w:p>
+        </w:tc>
+      </w:tr>
+      <w:tr>
         <w:tc>
           <w:tcPr>
             <w:tcW w:w="400" w:type="dxa"/>
@@ -348,12 +496,6 @@
         <w:gridCol w:w="7654"/>
       </w:tblGrid>
       <w:tr>
-        <w:tblPrEx>
-          <w:tblCellMar>
-            <w:top w:w="0" w:type="dxa"/>
-            <w:bottom w:w="0" w:type="dxa"/>
-          </w:tblCellMar>
-        </w:tblPrEx>
         <w:tc>
           <w:tcPr>
             <w:tcW w:w="2119" w:type="dxa"/>
@@ -374,7 +516,7 @@
           </w:tcPr>
           <w:p>
             <w:pPr>
-              <w:spacing w:line="220" w:lineRule="exact"/>
+              <w:spacing w:line="200" w:lineRule="exact"/>
             </w:pPr>
             <w:r>
               <w:rPr>
@@ -409,7 +551,7 @@
           </w:tcPr>
           <w:p>
             <w:pPr>
-              <w:spacing w:line="220" w:lineRule="exact"/>
+              <w:spacing w:line="200" w:lineRule="exact"/>
             </w:pPr>
             <w:r>
               <w:rPr>
@@ -423,12 +565,6 @@
         </w:tc>
       </w:tr>
       <w:tr>
-        <w:tblPrEx>
-          <w:tblCellMar>
-            <w:top w:w="0" w:type="dxa"/>
-            <w:bottom w:w="0" w:type="dxa"/>
-          </w:tblCellMar>
-        </w:tblPrEx>
         <w:tc>
           <w:tcPr>
             <w:tcW w:w="2119" w:type="dxa"/>
@@ -449,7 +585,7 @@
           </w:tcPr>
           <w:p>
             <w:pPr>
-              <w:spacing w:line="220" w:lineRule="exact"/>
+              <w:spacing w:line="200" w:lineRule="exact"/>
             </w:pPr>
             <w:r>
               <w:rPr>
@@ -484,7 +620,7 @@
           </w:tcPr>
           <w:p>
             <w:pPr>
-              <w:spacing w:line="220" w:lineRule="exact"/>
+              <w:spacing w:line="200" w:lineRule="exact"/>
             </w:pPr>
             <w:r>
               <w:rPr>
@@ -522,12 +658,6 @@
         </w:tc>
       </w:tr>
       <w:tr>
-        <w:tblPrEx>
-          <w:tblCellMar>
-            <w:top w:w="0" w:type="dxa"/>
-            <w:bottom w:w="0" w:type="dxa"/>
-          </w:tblCellMar>
-        </w:tblPrEx>
         <w:tc>
           <w:tcPr>
             <w:tcW w:w="2119" w:type="dxa"/>
@@ -548,7 +678,7 @@
           </w:tcPr>
           <w:p>
             <w:pPr>
-              <w:spacing w:line="220" w:lineRule="exact"/>
+              <w:spacing w:line="200" w:lineRule="exact"/>
             </w:pPr>
             <w:r>
               <w:rPr>
@@ -583,7 +713,7 @@
           </w:tcPr>
           <w:p>
             <w:pPr>
-              <w:spacing w:line="220" w:lineRule="exact"/>
+              <w:spacing w:line="200" w:lineRule="exact"/>
             </w:pPr>
             <w:r>
               <w:rPr>
@@ -605,12 +735,6 @@
         </w:tc>
       </w:tr>
       <w:tr>
-        <w:tblPrEx>
-          <w:tblCellMar>
-            <w:top w:w="0" w:type="dxa"/>
-            <w:bottom w:w="0" w:type="dxa"/>
-          </w:tblCellMar>
-        </w:tblPrEx>
         <w:trPr>
           <w:trHeight w:val="18"/>
         </w:trPr>
@@ -634,7 +758,7 @@
           </w:tcPr>
           <w:p>
             <w:pPr>
-              <w:spacing w:line="220" w:lineRule="exact"/>
+              <w:spacing w:line="200" w:lineRule="exact"/>
             </w:pPr>
             <w:r>
               <w:rPr>
@@ -669,7 +793,7 @@
           </w:tcPr>
           <w:p>
             <w:pPr>
-              <w:spacing w:line="220" w:lineRule="exact"/>
+              <w:spacing w:line="200" w:lineRule="exact"/>
             </w:pPr>
             <w:r>
               <w:rPr>
@@ -683,12 +807,6 @@
         </w:tc>
       </w:tr>
       <w:tr>
-        <w:tblPrEx>
-          <w:tblCellMar>
-            <w:top w:w="0" w:type="dxa"/>
-            <w:bottom w:w="0" w:type="dxa"/>
-          </w:tblCellMar>
-        </w:tblPrEx>
         <w:tc>
           <w:tcPr>
             <w:tcW w:w="2119" w:type="dxa"/>
@@ -709,7 +827,7 @@
           </w:tcPr>
           <w:p>
             <w:pPr>
-              <w:spacing w:line="220" w:lineRule="exact"/>
+              <w:spacing w:line="200" w:lineRule="exact"/>
             </w:pPr>
             <w:r>
               <w:rPr>
@@ -788,7 +906,7 @@
           </w:tcPr>
           <w:p>
             <w:pPr>
-              <w:spacing w:line="220" w:lineRule="exact"/>
+              <w:spacing w:line="200" w:lineRule="exact"/>
               <w:rPr>
                 <w:spacing w:val="-8"/>
               </w:rPr>
@@ -860,12 +978,6 @@
         </w:tc>
       </w:tr>
       <w:tr>
-        <w:tblPrEx>
-          <w:tblCellMar>
-            <w:top w:w="0" w:type="dxa"/>
-            <w:bottom w:w="0" w:type="dxa"/>
-          </w:tblCellMar>
-        </w:tblPrEx>
         <w:tc>
           <w:tcPr>
             <w:tcW w:w="2119" w:type="dxa"/>
@@ -886,7 +998,7 @@
           </w:tcPr>
           <w:p>
             <w:pPr>
-              <w:spacing w:line="220" w:lineRule="exact"/>
+              <w:spacing w:line="200" w:lineRule="exact"/>
             </w:pPr>
             <w:r>
               <w:rPr>
@@ -921,7 +1033,7 @@
           </w:tcPr>
           <w:p>
             <w:pPr>
-              <w:spacing w:line="220" w:lineRule="exact"/>
+              <w:spacing w:line="200" w:lineRule="exact"/>
             </w:pPr>
             <w:r>
               <w:rPr>
@@ -967,12 +1079,6 @@
         </w:tc>
       </w:tr>
       <w:tr>
-        <w:tblPrEx>
-          <w:tblCellMar>
-            <w:top w:w="0" w:type="dxa"/>
-            <w:bottom w:w="0" w:type="dxa"/>
-          </w:tblCellMar>
-        </w:tblPrEx>
         <w:tc>
           <w:tcPr>
             <w:tcW w:w="2119" w:type="dxa"/>
@@ -993,7 +1099,7 @@
           </w:tcPr>
           <w:p>
             <w:pPr>
-              <w:spacing w:line="220" w:lineRule="exact"/>
+              <w:spacing w:line="200" w:lineRule="exact"/>
             </w:pPr>
             <w:r>
               <w:rPr>
@@ -1028,7 +1134,7 @@
           </w:tcPr>
           <w:p>
             <w:pPr>
-              <w:spacing w:line="220" w:lineRule="exact"/>
+              <w:spacing w:line="200" w:lineRule="exact"/>
               <w:rPr>
                 <w:color w:val="D0CECE" w:themeColor="background2" w:themeShade="E6"/>
               </w:rPr>
@@ -1045,12 +1151,6 @@
         </w:tc>
       </w:tr>
       <w:tr>
-        <w:tblPrEx>
-          <w:tblCellMar>
-            <w:top w:w="0" w:type="dxa"/>
-            <w:bottom w:w="0" w:type="dxa"/>
-          </w:tblCellMar>
-        </w:tblPrEx>
         <w:tc>
           <w:tcPr>
             <w:tcW w:w="2119" w:type="dxa"/>
@@ -1071,7 +1171,7 @@
           </w:tcPr>
           <w:p>
             <w:pPr>
-              <w:spacing w:line="220" w:lineRule="exact"/>
+              <w:spacing w:line="200" w:lineRule="exact"/>
             </w:pPr>
             <w:r>
               <w:rPr>
@@ -1106,7 +1206,7 @@
           </w:tcPr>
           <w:p>
             <w:pPr>
-              <w:spacing w:line="220" w:lineRule="exact"/>
+              <w:spacing w:line="200" w:lineRule="exact"/>
               <w:rPr>
                 <w:color w:val="D0CECE" w:themeColor="background2" w:themeShade="E6"/>
               </w:rPr>
@@ -1151,7 +1251,7 @@
     </w:p>
     <w:p>
       <w:pPr>
-        <w:spacing w:before="60" w:after="110" w:line="276" w:lineRule="auto"/>
+        <w:spacing w:before="60" w:line="276" w:lineRule="auto"/>
         <w:jc w:val="both"/>
       </w:pPr>
       <w:r>
@@ -1320,7 +1420,15 @@
         <w:rPr>
           <w:color w:val="1C1C2E"/>
         </w:rPr>
-        <w:t>interpretacją dwóch kluczowych narzędzi: NEO-PI-R mierzącego cechy osobowości</w:t>
+        <w:t>interpretacją</w:t>
+      </w:r>
+      <w:bookmarkStart w:id="0" w:name="_GoBack"/>
+      <w:bookmarkEnd w:id="0"/>
+      <w:r>
+        <w:rPr>
+          <w:color w:val="1C1C2E"/>
+        </w:rPr>
+        <w:t xml:space="preserve"> dwóch kluczowych narzędzi: NEO-PI-R mierzącego cechy osobowości</w:t>
       </w:r>
       <w:r>
         <w:rPr>
@@ -1440,12 +1548,6 @@
         <w:gridCol w:w="9768"/>
       </w:tblGrid>
       <w:tr>
-        <w:tblPrEx>
-          <w:tblCellMar>
-            <w:top w:w="0" w:type="dxa"/>
-            <w:bottom w:w="0" w:type="dxa"/>
-          </w:tblCellMar>
-        </w:tblPrEx>
         <w:tc>
           <w:tcPr>
             <w:tcW w:w="9768" w:type="dxa"/>
@@ -1485,12 +1587,6 @@
         </w:tc>
       </w:tr>
       <w:tr>
-        <w:tblPrEx>
-          <w:tblCellMar>
-            <w:top w:w="0" w:type="dxa"/>
-            <w:bottom w:w="0" w:type="dxa"/>
-          </w:tblCellMar>
-        </w:tblPrEx>
         <w:tc>
           <w:tcPr>
             <w:tcW w:w="9768" w:type="dxa"/>
@@ -1510,7 +1606,6 @@
           </w:tcPr>
           <w:p>
             <w:pPr>
-              <w:spacing w:after="60"/>
               <w:jc w:val="both"/>
               <w:rPr>
                 <w:rFonts w:asciiTheme="minorHAnsi" w:hAnsiTheme="minorHAnsi" w:cstheme="minorHAnsi"/>
@@ -1604,7 +1699,7 @@
           </w:p>
           <w:p>
             <w:pPr>
-              <w:spacing w:before="40" w:after="60"/>
+              <w:spacing w:before="40"/>
               <w:jc w:val="both"/>
               <w:rPr>
                 <w:rFonts w:asciiTheme="minorHAnsi" w:hAnsiTheme="minorHAnsi" w:cstheme="minorHAnsi"/>
@@ -1882,12 +1977,6 @@
         <w:gridCol w:w="6173"/>
       </w:tblGrid>
       <w:tr>
-        <w:tblPrEx>
-          <w:tblCellMar>
-            <w:top w:w="0" w:type="dxa"/>
-            <w:bottom w:w="0" w:type="dxa"/>
-          </w:tblCellMar>
-        </w:tblPrEx>
         <w:trPr>
           <w:tblHeader/>
         </w:trPr>
@@ -1998,12 +2087,6 @@
         </w:tc>
       </w:tr>
       <w:tr>
-        <w:tblPrEx>
-          <w:tblCellMar>
-            <w:top w:w="0" w:type="dxa"/>
-            <w:bottom w:w="0" w:type="dxa"/>
-          </w:tblCellMar>
-        </w:tblPrEx>
         <w:tc>
           <w:tcPr>
             <w:tcW w:w="1410" w:type="dxa"/>
@@ -2159,12 +2242,6 @@
         </w:tc>
       </w:tr>
       <w:tr>
-        <w:tblPrEx>
-          <w:tblCellMar>
-            <w:top w:w="0" w:type="dxa"/>
-            <w:bottom w:w="0" w:type="dxa"/>
-          </w:tblCellMar>
-        </w:tblPrEx>
         <w:tc>
           <w:tcPr>
             <w:tcW w:w="1410" w:type="dxa"/>
@@ -2284,12 +2361,6 @@
         </w:tc>
       </w:tr>
       <w:tr>
-        <w:tblPrEx>
-          <w:tblCellMar>
-            <w:top w:w="0" w:type="dxa"/>
-            <w:bottom w:w="0" w:type="dxa"/>
-          </w:tblCellMar>
-        </w:tblPrEx>
         <w:tc>
           <w:tcPr>
             <w:tcW w:w="1410" w:type="dxa"/>
@@ -2409,12 +2480,6 @@
         </w:tc>
       </w:tr>
       <w:tr>
-        <w:tblPrEx>
-          <w:tblCellMar>
-            <w:top w:w="0" w:type="dxa"/>
-            <w:bottom w:w="0" w:type="dxa"/>
-          </w:tblCellMar>
-        </w:tblPrEx>
         <w:tc>
           <w:tcPr>
             <w:tcW w:w="1410" w:type="dxa"/>
@@ -2516,12 +2581,6 @@
         </w:tc>
       </w:tr>
       <w:tr>
-        <w:tblPrEx>
-          <w:tblCellMar>
-            <w:top w:w="0" w:type="dxa"/>
-            <w:bottom w:w="0" w:type="dxa"/>
-          </w:tblCellMar>
-        </w:tblPrEx>
         <w:tc>
           <w:tcPr>
             <w:tcW w:w="1410" w:type="dxa"/>
@@ -2641,12 +2700,6 @@
         </w:tc>
       </w:tr>
       <w:tr>
-        <w:tblPrEx>
-          <w:tblCellMar>
-            <w:top w:w="0" w:type="dxa"/>
-            <w:bottom w:w="0" w:type="dxa"/>
-          </w:tblCellMar>
-        </w:tblPrEx>
         <w:tc>
           <w:tcPr>
             <w:tcW w:w="1410" w:type="dxa"/>
@@ -2802,12 +2855,6 @@
         </w:tc>
       </w:tr>
       <w:tr>
-        <w:tblPrEx>
-          <w:tblCellMar>
-            <w:top w:w="0" w:type="dxa"/>
-            <w:bottom w:w="0" w:type="dxa"/>
-          </w:tblCellMar>
-        </w:tblPrEx>
         <w:tc>
           <w:tcPr>
             <w:tcW w:w="1410" w:type="dxa"/>
@@ -2934,8 +2981,6 @@
       <w:r>
         <w:t>2. Podstawy teoretyczne</w:t>
       </w:r>
-      <w:bookmarkStart w:id="0" w:name="_GoBack"/>
-      <w:bookmarkEnd w:id="0"/>
     </w:p>
     <w:p>
       <w:pPr>
@@ -3171,12 +3216,6 @@
         <w:gridCol w:w="2126"/>
       </w:tblGrid>
       <w:tr>
-        <w:tblPrEx>
-          <w:tblCellMar>
-            <w:top w:w="0" w:type="dxa"/>
-            <w:bottom w:w="0" w:type="dxa"/>
-          </w:tblCellMar>
-        </w:tblPrEx>
         <w:trPr>
           <w:tblHeader/>
         </w:trPr>
@@ -3397,12 +3436,6 @@
         </w:tc>
       </w:tr>
       <w:tr>
-        <w:tblPrEx>
-          <w:tblCellMar>
-            <w:top w:w="0" w:type="dxa"/>
-            <w:bottom w:w="0" w:type="dxa"/>
-          </w:tblCellMar>
-        </w:tblPrEx>
         <w:tc>
           <w:tcPr>
             <w:tcW w:w="1730" w:type="dxa"/>
@@ -3670,12 +3703,6 @@
         </w:tc>
       </w:tr>
       <w:tr>
-        <w:tblPrEx>
-          <w:tblCellMar>
-            <w:top w:w="0" w:type="dxa"/>
-            <w:bottom w:w="0" w:type="dxa"/>
-          </w:tblCellMar>
-        </w:tblPrEx>
         <w:tc>
           <w:tcPr>
             <w:tcW w:w="1730" w:type="dxa"/>
@@ -3869,12 +3896,6 @@
         </w:tc>
       </w:tr>
       <w:tr>
-        <w:tblPrEx>
-          <w:tblCellMar>
-            <w:top w:w="0" w:type="dxa"/>
-            <w:bottom w:w="0" w:type="dxa"/>
-          </w:tblCellMar>
-        </w:tblPrEx>
         <w:tc>
           <w:tcPr>
             <w:tcW w:w="1730" w:type="dxa"/>
@@ -4236,12 +4257,6 @@
         </w:tc>
       </w:tr>
       <w:tr>
-        <w:tblPrEx>
-          <w:tblCellMar>
-            <w:top w:w="0" w:type="dxa"/>
-            <w:bottom w:w="0" w:type="dxa"/>
-          </w:tblCellMar>
-        </w:tblPrEx>
         <w:tc>
           <w:tcPr>
             <w:tcW w:w="1730" w:type="dxa"/>
@@ -4535,12 +4550,6 @@
         </w:tc>
       </w:tr>
       <w:tr>
-        <w:tblPrEx>
-          <w:tblCellMar>
-            <w:top w:w="0" w:type="dxa"/>
-            <w:bottom w:w="0" w:type="dxa"/>
-          </w:tblCellMar>
-        </w:tblPrEx>
         <w:tc>
           <w:tcPr>
             <w:tcW w:w="1730" w:type="dxa"/>
@@ -4897,12 +4906,6 @@
         <w:gridCol w:w="6373"/>
       </w:tblGrid>
       <w:tr>
-        <w:tblPrEx>
-          <w:tblCellMar>
-            <w:top w:w="0" w:type="dxa"/>
-            <w:bottom w:w="0" w:type="dxa"/>
-          </w:tblCellMar>
-        </w:tblPrEx>
         <w:trPr>
           <w:tblHeader/>
         </w:trPr>
@@ -5013,12 +5016,6 @@
         </w:tc>
       </w:tr>
       <w:tr>
-        <w:tblPrEx>
-          <w:tblCellMar>
-            <w:top w:w="0" w:type="dxa"/>
-            <w:bottom w:w="0" w:type="dxa"/>
-          </w:tblCellMar>
-        </w:tblPrEx>
         <w:tc>
           <w:tcPr>
             <w:tcW w:w="1400" w:type="dxa"/>
@@ -5111,12 +5108,6 @@
         </w:tc>
       </w:tr>
       <w:tr>
-        <w:tblPrEx>
-          <w:tblCellMar>
-            <w:top w:w="0" w:type="dxa"/>
-            <w:bottom w:w="0" w:type="dxa"/>
-          </w:tblCellMar>
-        </w:tblPrEx>
         <w:tc>
           <w:tcPr>
             <w:tcW w:w="1400" w:type="dxa"/>
@@ -5245,12 +5236,6 @@
         </w:tc>
       </w:tr>
       <w:tr>
-        <w:tblPrEx>
-          <w:tblCellMar>
-            <w:top w:w="0" w:type="dxa"/>
-            <w:bottom w:w="0" w:type="dxa"/>
-          </w:tblCellMar>
-        </w:tblPrEx>
         <w:tc>
           <w:tcPr>
             <w:tcW w:w="1400" w:type="dxa"/>
@@ -5343,12 +5328,6 @@
         </w:tc>
       </w:tr>
       <w:tr>
-        <w:tblPrEx>
-          <w:tblCellMar>
-            <w:top w:w="0" w:type="dxa"/>
-            <w:bottom w:w="0" w:type="dxa"/>
-          </w:tblCellMar>
-        </w:tblPrEx>
         <w:tc>
           <w:tcPr>
             <w:tcW w:w="1400" w:type="dxa"/>
@@ -5441,12 +5420,6 @@
         </w:tc>
       </w:tr>
       <w:tr>
-        <w:tblPrEx>
-          <w:tblCellMar>
-            <w:top w:w="0" w:type="dxa"/>
-            <w:bottom w:w="0" w:type="dxa"/>
-          </w:tblCellMar>
-        </w:tblPrEx>
         <w:tc>
           <w:tcPr>
             <w:tcW w:w="1400" w:type="dxa"/>
@@ -5770,12 +5743,6 @@
         <w:gridCol w:w="2977"/>
       </w:tblGrid>
       <w:tr>
-        <w:tblPrEx>
-          <w:tblCellMar>
-            <w:top w:w="0" w:type="dxa"/>
-            <w:bottom w:w="0" w:type="dxa"/>
-          </w:tblCellMar>
-        </w:tblPrEx>
         <w:trPr>
           <w:tblHeader/>
         </w:trPr>
@@ -5921,12 +5888,6 @@
         </w:tc>
       </w:tr>
       <w:tr>
-        <w:tblPrEx>
-          <w:tblCellMar>
-            <w:top w:w="0" w:type="dxa"/>
-            <w:bottom w:w="0" w:type="dxa"/>
-          </w:tblCellMar>
-        </w:tblPrEx>
         <w:tc>
           <w:tcPr>
             <w:tcW w:w="700" w:type="dxa"/>
@@ -6095,12 +6056,6 @@
         </w:tc>
       </w:tr>
       <w:tr>
-        <w:tblPrEx>
-          <w:tblCellMar>
-            <w:top w:w="0" w:type="dxa"/>
-            <w:bottom w:w="0" w:type="dxa"/>
-          </w:tblCellMar>
-        </w:tblPrEx>
         <w:tc>
           <w:tcPr>
             <w:tcW w:w="700" w:type="dxa"/>
@@ -6294,12 +6249,6 @@
         </w:tc>
       </w:tr>
       <w:tr>
-        <w:tblPrEx>
-          <w:tblCellMar>
-            <w:top w:w="0" w:type="dxa"/>
-            <w:bottom w:w="0" w:type="dxa"/>
-          </w:tblCellMar>
-        </w:tblPrEx>
         <w:tc>
           <w:tcPr>
             <w:tcW w:w="700" w:type="dxa"/>
@@ -6494,12 +6443,6 @@
         </w:tc>
       </w:tr>
       <w:tr>
-        <w:tblPrEx>
-          <w:tblCellMar>
-            <w:top w:w="0" w:type="dxa"/>
-            <w:bottom w:w="0" w:type="dxa"/>
-          </w:tblCellMar>
-        </w:tblPrEx>
         <w:tc>
           <w:tcPr>
             <w:tcW w:w="700" w:type="dxa"/>
@@ -6704,12 +6647,6 @@
         </w:tc>
       </w:tr>
       <w:tr>
-        <w:tblPrEx>
-          <w:tblCellMar>
-            <w:top w:w="0" w:type="dxa"/>
-            <w:bottom w:w="0" w:type="dxa"/>
-          </w:tblCellMar>
-        </w:tblPrEx>
         <w:tc>
           <w:tcPr>
             <w:tcW w:w="700" w:type="dxa"/>
@@ -6884,12 +6821,6 @@
         </w:tc>
       </w:tr>
       <w:tr>
-        <w:tblPrEx>
-          <w:tblCellMar>
-            <w:top w:w="0" w:type="dxa"/>
-            <w:bottom w:w="0" w:type="dxa"/>
-          </w:tblCellMar>
-        </w:tblPrEx>
         <w:tc>
           <w:tcPr>
             <w:tcW w:w="700" w:type="dxa"/>
@@ -7129,12 +7060,6 @@
         </w:tc>
       </w:tr>
       <w:tr>
-        <w:tblPrEx>
-          <w:tblCellMar>
-            <w:top w:w="0" w:type="dxa"/>
-            <w:bottom w:w="0" w:type="dxa"/>
-          </w:tblCellMar>
-        </w:tblPrEx>
         <w:tc>
           <w:tcPr>
             <w:tcW w:w="700" w:type="dxa"/>
@@ -7389,12 +7314,6 @@
         </w:tc>
       </w:tr>
       <w:tr>
-        <w:tblPrEx>
-          <w:tblCellMar>
-            <w:top w:w="0" w:type="dxa"/>
-            <w:bottom w:w="0" w:type="dxa"/>
-          </w:tblCellMar>
-        </w:tblPrEx>
         <w:tc>
           <w:tcPr>
             <w:tcW w:w="700" w:type="dxa"/>
@@ -7589,12 +7508,6 @@
         </w:tc>
       </w:tr>
       <w:tr>
-        <w:tblPrEx>
-          <w:tblCellMar>
-            <w:top w:w="0" w:type="dxa"/>
-            <w:bottom w:w="0" w:type="dxa"/>
-          </w:tblCellMar>
-        </w:tblPrEx>
         <w:tc>
           <w:tcPr>
             <w:tcW w:w="700" w:type="dxa"/>
@@ -7911,12 +7824,6 @@
         <w:gridCol w:w="6588"/>
       </w:tblGrid>
       <w:tr>
-        <w:tblPrEx>
-          <w:tblCellMar>
-            <w:top w:w="0" w:type="dxa"/>
-            <w:bottom w:w="0" w:type="dxa"/>
-          </w:tblCellMar>
-        </w:tblPrEx>
         <w:trPr>
           <w:tblHeader/>
         </w:trPr>
@@ -8062,12 +7969,6 @@
         </w:tc>
       </w:tr>
       <w:tr>
-        <w:tblPrEx>
-          <w:tblCellMar>
-            <w:top w:w="0" w:type="dxa"/>
-            <w:bottom w:w="0" w:type="dxa"/>
-          </w:tblCellMar>
-        </w:tblPrEx>
         <w:tc>
           <w:tcPr>
             <w:tcW w:w="499" w:type="dxa"/>
@@ -8241,12 +8142,6 @@
         </w:tc>
       </w:tr>
       <w:tr>
-        <w:tblPrEx>
-          <w:tblCellMar>
-            <w:top w:w="0" w:type="dxa"/>
-            <w:bottom w:w="0" w:type="dxa"/>
-          </w:tblCellMar>
-        </w:tblPrEx>
         <w:tc>
           <w:tcPr>
             <w:tcW w:w="499" w:type="dxa"/>
@@ -8375,12 +8270,6 @@
         </w:tc>
       </w:tr>
       <w:tr>
-        <w:tblPrEx>
-          <w:tblCellMar>
-            <w:top w:w="0" w:type="dxa"/>
-            <w:bottom w:w="0" w:type="dxa"/>
-          </w:tblCellMar>
-        </w:tblPrEx>
         <w:tc>
           <w:tcPr>
             <w:tcW w:w="499" w:type="dxa"/>
@@ -8509,12 +8398,6 @@
         </w:tc>
       </w:tr>
       <w:tr>
-        <w:tblPrEx>
-          <w:tblCellMar>
-            <w:top w:w="0" w:type="dxa"/>
-            <w:bottom w:w="0" w:type="dxa"/>
-          </w:tblCellMar>
-        </w:tblPrEx>
         <w:tc>
           <w:tcPr>
             <w:tcW w:w="499" w:type="dxa"/>
@@ -8643,12 +8526,6 @@
         </w:tc>
       </w:tr>
       <w:tr>
-        <w:tblPrEx>
-          <w:tblCellMar>
-            <w:top w:w="0" w:type="dxa"/>
-            <w:bottom w:w="0" w:type="dxa"/>
-          </w:tblCellMar>
-        </w:tblPrEx>
         <w:tc>
           <w:tcPr>
             <w:tcW w:w="499" w:type="dxa"/>
@@ -8813,12 +8690,6 @@
         </w:tc>
       </w:tr>
       <w:tr>
-        <w:tblPrEx>
-          <w:tblCellMar>
-            <w:top w:w="0" w:type="dxa"/>
-            <w:bottom w:w="0" w:type="dxa"/>
-          </w:tblCellMar>
-        </w:tblPrEx>
         <w:tc>
           <w:tcPr>
             <w:tcW w:w="499" w:type="dxa"/>
@@ -8974,12 +8845,6 @@
         </w:tc>
       </w:tr>
       <w:tr>
-        <w:tblPrEx>
-          <w:tblCellMar>
-            <w:top w:w="0" w:type="dxa"/>
-            <w:bottom w:w="0" w:type="dxa"/>
-          </w:tblCellMar>
-        </w:tblPrEx>
         <w:tc>
           <w:tcPr>
             <w:tcW w:w="499" w:type="dxa"/>
@@ -9126,12 +8991,6 @@
         </w:tc>
       </w:tr>
       <w:tr>
-        <w:tblPrEx>
-          <w:tblCellMar>
-            <w:top w:w="0" w:type="dxa"/>
-            <w:bottom w:w="0" w:type="dxa"/>
-          </w:tblCellMar>
-        </w:tblPrEx>
         <w:tc>
           <w:tcPr>
             <w:tcW w:w="499" w:type="dxa"/>
@@ -9260,12 +9119,6 @@
         </w:tc>
       </w:tr>
       <w:tr>
-        <w:tblPrEx>
-          <w:tblCellMar>
-            <w:top w:w="0" w:type="dxa"/>
-            <w:bottom w:w="0" w:type="dxa"/>
-          </w:tblCellMar>
-        </w:tblPrEx>
         <w:tc>
           <w:tcPr>
             <w:tcW w:w="499" w:type="dxa"/>
@@ -9394,12 +9247,6 @@
         </w:tc>
       </w:tr>
       <w:tr>
-        <w:tblPrEx>
-          <w:tblCellMar>
-            <w:top w:w="0" w:type="dxa"/>
-            <w:bottom w:w="0" w:type="dxa"/>
-          </w:tblCellMar>
-        </w:tblPrEx>
         <w:tc>
           <w:tcPr>
             <w:tcW w:w="499" w:type="dxa"/>
@@ -10433,12 +10280,6 @@
         <w:gridCol w:w="9768"/>
       </w:tblGrid>
       <w:tr>
-        <w:tblPrEx>
-          <w:tblCellMar>
-            <w:top w:w="0" w:type="dxa"/>
-            <w:bottom w:w="0" w:type="dxa"/>
-          </w:tblCellMar>
-        </w:tblPrEx>
         <w:tc>
           <w:tcPr>
             <w:tcW w:w="9768" w:type="dxa"/>
@@ -10514,12 +10355,6 @@
         </w:tc>
       </w:tr>
       <w:tr>
-        <w:tblPrEx>
-          <w:tblCellMar>
-            <w:top w:w="0" w:type="dxa"/>
-            <w:bottom w:w="0" w:type="dxa"/>
-          </w:tblCellMar>
-        </w:tblPrEx>
         <w:tc>
           <w:tcPr>
             <w:tcW w:w="9768" w:type="dxa"/>
@@ -10780,12 +10615,6 @@
         <w:gridCol w:w="9771"/>
       </w:tblGrid>
       <w:tr>
-        <w:tblPrEx>
-          <w:tblCellMar>
-            <w:top w:w="0" w:type="dxa"/>
-            <w:bottom w:w="0" w:type="dxa"/>
-          </w:tblCellMar>
-        </w:tblPrEx>
         <w:tc>
           <w:tcPr>
             <w:tcW w:w="9771" w:type="dxa"/>
@@ -10831,12 +10660,6 @@
         </w:tc>
       </w:tr>
       <w:tr>
-        <w:tblPrEx>
-          <w:tblCellMar>
-            <w:top w:w="0" w:type="dxa"/>
-            <w:bottom w:w="0" w:type="dxa"/>
-          </w:tblCellMar>
-        </w:tblPrEx>
         <w:tc>
           <w:tcPr>
             <w:tcW w:w="9771" w:type="dxa"/>
@@ -11132,12 +10955,6 @@
         <w:gridCol w:w="5812"/>
       </w:tblGrid>
       <w:tr>
-        <w:tblPrEx>
-          <w:tblCellMar>
-            <w:top w:w="0" w:type="dxa"/>
-            <w:bottom w:w="0" w:type="dxa"/>
-          </w:tblCellMar>
-        </w:tblPrEx>
         <w:trPr>
           <w:tblHeader/>
         </w:trPr>
@@ -11287,12 +11104,6 @@
         </w:tc>
       </w:tr>
       <w:tr>
-        <w:tblPrEx>
-          <w:tblCellMar>
-            <w:top w:w="0" w:type="dxa"/>
-            <w:bottom w:w="0" w:type="dxa"/>
-          </w:tblCellMar>
-        </w:tblPrEx>
         <w:tc>
           <w:tcPr>
             <w:tcW w:w="944" w:type="dxa"/>
@@ -11459,12 +11270,6 @@
         </w:tc>
       </w:tr>
       <w:tr>
-        <w:tblPrEx>
-          <w:tblCellMar>
-            <w:top w:w="0" w:type="dxa"/>
-            <w:bottom w:w="0" w:type="dxa"/>
-          </w:tblCellMar>
-        </w:tblPrEx>
         <w:tc>
           <w:tcPr>
             <w:tcW w:w="944" w:type="dxa"/>
@@ -11595,12 +11400,6 @@
         </w:tc>
       </w:tr>
       <w:tr>
-        <w:tblPrEx>
-          <w:tblCellMar>
-            <w:top w:w="0" w:type="dxa"/>
-            <w:bottom w:w="0" w:type="dxa"/>
-          </w:tblCellMar>
-        </w:tblPrEx>
         <w:tc>
           <w:tcPr>
             <w:tcW w:w="944" w:type="dxa"/>
@@ -11774,12 +11573,6 @@
         </w:tc>
       </w:tr>
       <w:tr>
-        <w:tblPrEx>
-          <w:tblCellMar>
-            <w:top w:w="0" w:type="dxa"/>
-            <w:bottom w:w="0" w:type="dxa"/>
-          </w:tblCellMar>
-        </w:tblPrEx>
         <w:tc>
           <w:tcPr>
             <w:tcW w:w="944" w:type="dxa"/>
@@ -11946,12 +11739,6 @@
         </w:tc>
       </w:tr>
       <w:tr>
-        <w:tblPrEx>
-          <w:tblCellMar>
-            <w:top w:w="0" w:type="dxa"/>
-            <w:bottom w:w="0" w:type="dxa"/>
-          </w:tblCellMar>
-        </w:tblPrEx>
         <w:tc>
           <w:tcPr>
             <w:tcW w:w="944" w:type="dxa"/>
@@ -12175,12 +11962,6 @@
         <w:gridCol w:w="6237"/>
       </w:tblGrid>
       <w:tr>
-        <w:tblPrEx>
-          <w:tblCellMar>
-            <w:top w:w="0" w:type="dxa"/>
-            <w:bottom w:w="0" w:type="dxa"/>
-          </w:tblCellMar>
-        </w:tblPrEx>
         <w:trPr>
           <w:tblHeader/>
         </w:trPr>
@@ -12294,12 +12075,6 @@
         </w:tc>
       </w:tr>
       <w:tr>
-        <w:tblPrEx>
-          <w:tblCellMar>
-            <w:top w:w="0" w:type="dxa"/>
-            <w:bottom w:w="0" w:type="dxa"/>
-          </w:tblCellMar>
-        </w:tblPrEx>
         <w:tc>
           <w:tcPr>
             <w:tcW w:w="2400" w:type="dxa"/>
@@ -12397,12 +12172,6 @@
         </w:tc>
       </w:tr>
       <w:tr>
-        <w:tblPrEx>
-          <w:tblCellMar>
-            <w:top w:w="0" w:type="dxa"/>
-            <w:bottom w:w="0" w:type="dxa"/>
-          </w:tblCellMar>
-        </w:tblPrEx>
         <w:tc>
           <w:tcPr>
             <w:tcW w:w="2400" w:type="dxa"/>
@@ -12498,12 +12267,6 @@
         </w:tc>
       </w:tr>
       <w:tr>
-        <w:tblPrEx>
-          <w:tblCellMar>
-            <w:top w:w="0" w:type="dxa"/>
-            <w:bottom w:w="0" w:type="dxa"/>
-          </w:tblCellMar>
-        </w:tblPrEx>
         <w:tc>
           <w:tcPr>
             <w:tcW w:w="2400" w:type="dxa"/>
@@ -12619,12 +12382,6 @@
         </w:tc>
       </w:tr>
       <w:tr>
-        <w:tblPrEx>
-          <w:tblCellMar>
-            <w:top w:w="0" w:type="dxa"/>
-            <w:bottom w:w="0" w:type="dxa"/>
-          </w:tblCellMar>
-        </w:tblPrEx>
         <w:tc>
           <w:tcPr>
             <w:tcW w:w="2400" w:type="dxa"/>
@@ -12749,12 +12506,6 @@
         </w:tc>
       </w:tr>
       <w:tr>
-        <w:tblPrEx>
-          <w:tblCellMar>
-            <w:top w:w="0" w:type="dxa"/>
-            <w:bottom w:w="0" w:type="dxa"/>
-          </w:tblCellMar>
-        </w:tblPrEx>
         <w:tc>
           <w:tcPr>
             <w:tcW w:w="2400" w:type="dxa"/>
@@ -12850,12 +12601,6 @@
         </w:tc>
       </w:tr>
       <w:tr>
-        <w:tblPrEx>
-          <w:tblCellMar>
-            <w:top w:w="0" w:type="dxa"/>
-            <w:bottom w:w="0" w:type="dxa"/>
-          </w:tblCellMar>
-        </w:tblPrEx>
         <w:tc>
           <w:tcPr>
             <w:tcW w:w="2400" w:type="dxa"/>
@@ -12971,12 +12716,6 @@
         </w:tc>
       </w:tr>
       <w:tr>
-        <w:tblPrEx>
-          <w:tblCellMar>
-            <w:top w:w="0" w:type="dxa"/>
-            <w:bottom w:w="0" w:type="dxa"/>
-          </w:tblCellMar>
-        </w:tblPrEx>
         <w:tc>
           <w:tcPr>
             <w:tcW w:w="2400" w:type="dxa"/>
@@ -13090,12 +12829,6 @@
         </w:tc>
       </w:tr>
       <w:tr>
-        <w:tblPrEx>
-          <w:tblCellMar>
-            <w:top w:w="0" w:type="dxa"/>
-            <w:bottom w:w="0" w:type="dxa"/>
-          </w:tblCellMar>
-        </w:tblPrEx>
         <w:tc>
           <w:tcPr>
             <w:tcW w:w="2400" w:type="dxa"/>
@@ -13193,12 +12926,6 @@
         </w:tc>
       </w:tr>
       <w:tr>
-        <w:tblPrEx>
-          <w:tblCellMar>
-            <w:top w:w="0" w:type="dxa"/>
-            <w:bottom w:w="0" w:type="dxa"/>
-          </w:tblCellMar>
-        </w:tblPrEx>
         <w:tc>
           <w:tcPr>
             <w:tcW w:w="2400" w:type="dxa"/>
@@ -13312,12 +13039,6 @@
         </w:tc>
       </w:tr>
       <w:tr>
-        <w:tblPrEx>
-          <w:tblCellMar>
-            <w:top w:w="0" w:type="dxa"/>
-            <w:bottom w:w="0" w:type="dxa"/>
-          </w:tblCellMar>
-        </w:tblPrEx>
         <w:tc>
           <w:tcPr>
             <w:tcW w:w="2400" w:type="dxa"/>
@@ -13413,12 +13134,6 @@
         </w:tc>
       </w:tr>
       <w:tr>
-        <w:tblPrEx>
-          <w:tblCellMar>
-            <w:top w:w="0" w:type="dxa"/>
-            <w:bottom w:w="0" w:type="dxa"/>
-          </w:tblCellMar>
-        </w:tblPrEx>
         <w:tc>
           <w:tcPr>
             <w:tcW w:w="2400" w:type="dxa"/>
@@ -13532,12 +13247,6 @@
         </w:tc>
       </w:tr>
       <w:tr>
-        <w:tblPrEx>
-          <w:tblCellMar>
-            <w:top w:w="0" w:type="dxa"/>
-            <w:bottom w:w="0" w:type="dxa"/>
-          </w:tblCellMar>
-        </w:tblPrEx>
         <w:tc>
           <w:tcPr>
             <w:tcW w:w="2400" w:type="dxa"/>
@@ -13633,12 +13342,6 @@
         </w:tc>
       </w:tr>
       <w:tr>
-        <w:tblPrEx>
-          <w:tblCellMar>
-            <w:top w:w="0" w:type="dxa"/>
-            <w:bottom w:w="0" w:type="dxa"/>
-          </w:tblCellMar>
-        </w:tblPrEx>
         <w:tc>
           <w:tcPr>
             <w:tcW w:w="2400" w:type="dxa"/>
@@ -13736,12 +13439,6 @@
         </w:tc>
       </w:tr>
       <w:tr>
-        <w:tblPrEx>
-          <w:tblCellMar>
-            <w:top w:w="0" w:type="dxa"/>
-            <w:bottom w:w="0" w:type="dxa"/>
-          </w:tblCellMar>
-        </w:tblPrEx>
         <w:tc>
           <w:tcPr>
             <w:tcW w:w="2400" w:type="dxa"/>
@@ -13839,12 +13536,6 @@
         </w:tc>
       </w:tr>
       <w:tr>
-        <w:tblPrEx>
-          <w:tblCellMar>
-            <w:top w:w="0" w:type="dxa"/>
-            <w:bottom w:w="0" w:type="dxa"/>
-          </w:tblCellMar>
-        </w:tblPrEx>
         <w:tc>
           <w:tcPr>
             <w:tcW w:w="2400" w:type="dxa"/>
@@ -13969,12 +13660,6 @@
         </w:tc>
       </w:tr>
       <w:tr>
-        <w:tblPrEx>
-          <w:tblCellMar>
-            <w:top w:w="0" w:type="dxa"/>
-            <w:bottom w:w="0" w:type="dxa"/>
-          </w:tblCellMar>
-        </w:tblPrEx>
         <w:tc>
           <w:tcPr>
             <w:tcW w:w="2400" w:type="dxa"/>
@@ -14090,12 +13775,6 @@
         </w:tc>
       </w:tr>
       <w:tr>
-        <w:tblPrEx>
-          <w:tblCellMar>
-            <w:top w:w="0" w:type="dxa"/>
-            <w:bottom w:w="0" w:type="dxa"/>
-          </w:tblCellMar>
-        </w:tblPrEx>
         <w:tc>
           <w:tcPr>
             <w:tcW w:w="2400" w:type="dxa"/>
@@ -14193,12 +13872,6 @@
         </w:tc>
       </w:tr>
       <w:tr>
-        <w:tblPrEx>
-          <w:tblCellMar>
-            <w:top w:w="0" w:type="dxa"/>
-            <w:bottom w:w="0" w:type="dxa"/>
-          </w:tblCellMar>
-        </w:tblPrEx>
         <w:tc>
           <w:tcPr>
             <w:tcW w:w="2400" w:type="dxa"/>
@@ -14323,12 +13996,6 @@
         <w:gridCol w:w="9629"/>
       </w:tblGrid>
       <w:tr>
-        <w:tblPrEx>
-          <w:tblCellMar>
-            <w:top w:w="0" w:type="dxa"/>
-            <w:bottom w:w="0" w:type="dxa"/>
-          </w:tblCellMar>
-        </w:tblPrEx>
         <w:tc>
           <w:tcPr>
             <w:tcW w:w="9629" w:type="dxa"/>
@@ -14374,12 +14041,6 @@
         </w:tc>
       </w:tr>
       <w:tr>
-        <w:tblPrEx>
-          <w:tblCellMar>
-            <w:top w:w="0" w:type="dxa"/>
-            <w:bottom w:w="0" w:type="dxa"/>
-          </w:tblCellMar>
-        </w:tblPrEx>
         <w:tc>
           <w:tcPr>
             <w:tcW w:w="9629" w:type="dxa"/>
@@ -14702,12 +14363,6 @@
         <w:gridCol w:w="6804"/>
       </w:tblGrid>
       <w:tr>
-        <w:tblPrEx>
-          <w:tblCellMar>
-            <w:top w:w="0" w:type="dxa"/>
-            <w:bottom w:w="0" w:type="dxa"/>
-          </w:tblCellMar>
-        </w:tblPrEx>
         <w:trPr>
           <w:tblHeader/>
         </w:trPr>
@@ -14821,12 +14476,6 @@
         </w:tc>
       </w:tr>
       <w:tr>
-        <w:tblPrEx>
-          <w:tblCellMar>
-            <w:top w:w="0" w:type="dxa"/>
-            <w:bottom w:w="0" w:type="dxa"/>
-          </w:tblCellMar>
-        </w:tblPrEx>
         <w:tc>
           <w:tcPr>
             <w:tcW w:w="1800" w:type="dxa"/>
@@ -14924,12 +14573,6 @@
         </w:tc>
       </w:tr>
       <w:tr>
-        <w:tblPrEx>
-          <w:tblCellMar>
-            <w:top w:w="0" w:type="dxa"/>
-            <w:bottom w:w="0" w:type="dxa"/>
-          </w:tblCellMar>
-        </w:tblPrEx>
         <w:tc>
           <w:tcPr>
             <w:tcW w:w="1800" w:type="dxa"/>
@@ -15032,12 +14675,6 @@
         </w:tc>
       </w:tr>
       <w:tr>
-        <w:tblPrEx>
-          <w:tblCellMar>
-            <w:top w:w="0" w:type="dxa"/>
-            <w:bottom w:w="0" w:type="dxa"/>
-          </w:tblCellMar>
-        </w:tblPrEx>
         <w:tc>
           <w:tcPr>
             <w:tcW w:w="1800" w:type="dxa"/>
@@ -15158,12 +14795,6 @@
         </w:tc>
       </w:tr>
       <w:tr>
-        <w:tblPrEx>
-          <w:tblCellMar>
-            <w:top w:w="0" w:type="dxa"/>
-            <w:bottom w:w="0" w:type="dxa"/>
-          </w:tblCellMar>
-        </w:tblPrEx>
         <w:tc>
           <w:tcPr>
             <w:tcW w:w="1800" w:type="dxa"/>
@@ -15284,12 +14915,6 @@
         </w:tc>
       </w:tr>
       <w:tr>
-        <w:tblPrEx>
-          <w:tblCellMar>
-            <w:top w:w="0" w:type="dxa"/>
-            <w:bottom w:w="0" w:type="dxa"/>
-          </w:tblCellMar>
-        </w:tblPrEx>
         <w:tc>
           <w:tcPr>
             <w:tcW w:w="1800" w:type="dxa"/>
@@ -15392,12 +15017,6 @@
         </w:tc>
       </w:tr>
       <w:tr>
-        <w:tblPrEx>
-          <w:tblCellMar>
-            <w:top w:w="0" w:type="dxa"/>
-            <w:bottom w:w="0" w:type="dxa"/>
-          </w:tblCellMar>
-        </w:tblPrEx>
         <w:tc>
           <w:tcPr>
             <w:tcW w:w="1800" w:type="dxa"/>
@@ -15500,12 +15119,6 @@
         </w:tc>
       </w:tr>
       <w:tr>
-        <w:tblPrEx>
-          <w:tblCellMar>
-            <w:top w:w="0" w:type="dxa"/>
-            <w:bottom w:w="0" w:type="dxa"/>
-          </w:tblCellMar>
-        </w:tblPrEx>
         <w:tc>
           <w:tcPr>
             <w:tcW w:w="1800" w:type="dxa"/>
@@ -15626,12 +15239,6 @@
         </w:tc>
       </w:tr>
       <w:tr>
-        <w:tblPrEx>
-          <w:tblCellMar>
-            <w:top w:w="0" w:type="dxa"/>
-            <w:bottom w:w="0" w:type="dxa"/>
-          </w:tblCellMar>
-        </w:tblPrEx>
         <w:tc>
           <w:tcPr>
             <w:tcW w:w="1800" w:type="dxa"/>
@@ -15734,12 +15341,6 @@
         </w:tc>
       </w:tr>
       <w:tr>
-        <w:tblPrEx>
-          <w:tblCellMar>
-            <w:top w:w="0" w:type="dxa"/>
-            <w:bottom w:w="0" w:type="dxa"/>
-          </w:tblCellMar>
-        </w:tblPrEx>
         <w:tc>
           <w:tcPr>
             <w:tcW w:w="1800" w:type="dxa"/>
@@ -15890,12 +15491,6 @@
         <w:gridCol w:w="6237"/>
       </w:tblGrid>
       <w:tr>
-        <w:tblPrEx>
-          <w:tblCellMar>
-            <w:top w:w="0" w:type="dxa"/>
-            <w:bottom w:w="0" w:type="dxa"/>
-          </w:tblCellMar>
-        </w:tblPrEx>
         <w:trPr>
           <w:tblHeader/>
         </w:trPr>
@@ -16006,12 +15601,6 @@
         </w:tc>
       </w:tr>
       <w:tr>
-        <w:tblPrEx>
-          <w:tblCellMar>
-            <w:top w:w="0" w:type="dxa"/>
-            <w:bottom w:w="0" w:type="dxa"/>
-          </w:tblCellMar>
-        </w:tblPrEx>
         <w:tc>
           <w:tcPr>
             <w:tcW w:w="2400" w:type="dxa"/>
@@ -16144,12 +15733,6 @@
         </w:tc>
       </w:tr>
       <w:tr>
-        <w:tblPrEx>
-          <w:tblCellMar>
-            <w:top w:w="0" w:type="dxa"/>
-            <w:bottom w:w="0" w:type="dxa"/>
-          </w:tblCellMar>
-        </w:tblPrEx>
         <w:tc>
           <w:tcPr>
             <w:tcW w:w="2400" w:type="dxa"/>
@@ -16330,12 +15913,6 @@
         </w:tc>
       </w:tr>
       <w:tr>
-        <w:tblPrEx>
-          <w:tblCellMar>
-            <w:top w:w="0" w:type="dxa"/>
-            <w:bottom w:w="0" w:type="dxa"/>
-          </w:tblCellMar>
-        </w:tblPrEx>
         <w:tc>
           <w:tcPr>
             <w:tcW w:w="2400" w:type="dxa"/>
@@ -16468,12 +16045,6 @@
         </w:tc>
       </w:tr>
       <w:tr>
-        <w:tblPrEx>
-          <w:tblCellMar>
-            <w:top w:w="0" w:type="dxa"/>
-            <w:bottom w:w="0" w:type="dxa"/>
-          </w:tblCellMar>
-        </w:tblPrEx>
         <w:tc>
           <w:tcPr>
             <w:tcW w:w="2400" w:type="dxa"/>
@@ -16626,12 +16197,6 @@
         </w:tc>
       </w:tr>
       <w:tr>
-        <w:tblPrEx>
-          <w:tblCellMar>
-            <w:top w:w="0" w:type="dxa"/>
-            <w:bottom w:w="0" w:type="dxa"/>
-          </w:tblCellMar>
-        </w:tblPrEx>
         <w:tc>
           <w:tcPr>
             <w:tcW w:w="2400" w:type="dxa"/>
@@ -16764,12 +16329,6 @@
         </w:tc>
       </w:tr>
       <w:tr>
-        <w:tblPrEx>
-          <w:tblCellMar>
-            <w:top w:w="0" w:type="dxa"/>
-            <w:bottom w:w="0" w:type="dxa"/>
-          </w:tblCellMar>
-        </w:tblPrEx>
         <w:tc>
           <w:tcPr>
             <w:tcW w:w="2400" w:type="dxa"/>
@@ -16920,12 +16479,6 @@
         </w:tc>
       </w:tr>
       <w:tr>
-        <w:tblPrEx>
-          <w:tblCellMar>
-            <w:top w:w="0" w:type="dxa"/>
-            <w:bottom w:w="0" w:type="dxa"/>
-          </w:tblCellMar>
-        </w:tblPrEx>
         <w:tc>
           <w:tcPr>
             <w:tcW w:w="2400" w:type="dxa"/>
@@ -17078,12 +16631,6 @@
         </w:tc>
       </w:tr>
       <w:tr>
-        <w:tblPrEx>
-          <w:tblCellMar>
-            <w:top w:w="0" w:type="dxa"/>
-            <w:bottom w:w="0" w:type="dxa"/>
-          </w:tblCellMar>
-        </w:tblPrEx>
         <w:tc>
           <w:tcPr>
             <w:tcW w:w="2400" w:type="dxa"/>
@@ -17216,12 +16763,6 @@
         </w:tc>
       </w:tr>
       <w:tr>
-        <w:tblPrEx>
-          <w:tblCellMar>
-            <w:top w:w="0" w:type="dxa"/>
-            <w:bottom w:w="0" w:type="dxa"/>
-          </w:tblCellMar>
-        </w:tblPrEx>
         <w:tc>
           <w:tcPr>
             <w:tcW w:w="2400" w:type="dxa"/>
@@ -17354,12 +16895,6 @@
         </w:tc>
       </w:tr>
       <w:tr>
-        <w:tblPrEx>
-          <w:tblCellMar>
-            <w:top w:w="0" w:type="dxa"/>
-            <w:bottom w:w="0" w:type="dxa"/>
-          </w:tblCellMar>
-        </w:tblPrEx>
         <w:tc>
           <w:tcPr>
             <w:tcW w:w="2400" w:type="dxa"/>
@@ -17555,12 +17090,6 @@
         <w:gridCol w:w="6378"/>
       </w:tblGrid>
       <w:tr>
-        <w:tblPrEx>
-          <w:tblCellMar>
-            <w:top w:w="0" w:type="dxa"/>
-            <w:bottom w:w="0" w:type="dxa"/>
-          </w:tblCellMar>
-        </w:tblPrEx>
         <w:trPr>
           <w:tblHeader/>
         </w:trPr>
@@ -17674,12 +17203,6 @@
         </w:tc>
       </w:tr>
       <w:tr>
-        <w:tblPrEx>
-          <w:tblCellMar>
-            <w:top w:w="0" w:type="dxa"/>
-            <w:bottom w:w="0" w:type="dxa"/>
-          </w:tblCellMar>
-        </w:tblPrEx>
         <w:tc>
           <w:tcPr>
             <w:tcW w:w="2200" w:type="dxa"/>
@@ -17777,12 +17300,6 @@
         </w:tc>
       </w:tr>
       <w:tr>
-        <w:tblPrEx>
-          <w:tblCellMar>
-            <w:top w:w="0" w:type="dxa"/>
-            <w:bottom w:w="0" w:type="dxa"/>
-          </w:tblCellMar>
-        </w:tblPrEx>
         <w:tc>
           <w:tcPr>
             <w:tcW w:w="2200" w:type="dxa"/>
@@ -17898,12 +17415,6 @@
         </w:tc>
       </w:tr>
       <w:tr>
-        <w:tblPrEx>
-          <w:tblCellMar>
-            <w:top w:w="0" w:type="dxa"/>
-            <w:bottom w:w="0" w:type="dxa"/>
-          </w:tblCellMar>
-        </w:tblPrEx>
         <w:tc>
           <w:tcPr>
             <w:tcW w:w="2200" w:type="dxa"/>
@@ -18037,12 +17548,6 @@
         </w:tc>
       </w:tr>
       <w:tr>
-        <w:tblPrEx>
-          <w:tblCellMar>
-            <w:top w:w="0" w:type="dxa"/>
-            <w:bottom w:w="0" w:type="dxa"/>
-          </w:tblCellMar>
-        </w:tblPrEx>
         <w:tc>
           <w:tcPr>
             <w:tcW w:w="2200" w:type="dxa"/>
@@ -18138,12 +17643,6 @@
         </w:tc>
       </w:tr>
       <w:tr>
-        <w:tblPrEx>
-          <w:tblCellMar>
-            <w:top w:w="0" w:type="dxa"/>
-            <w:bottom w:w="0" w:type="dxa"/>
-          </w:tblCellMar>
-        </w:tblPrEx>
         <w:tc>
           <w:tcPr>
             <w:tcW w:w="2200" w:type="dxa"/>
@@ -18259,12 +17758,6 @@
         </w:tc>
       </w:tr>
       <w:tr>
-        <w:tblPrEx>
-          <w:tblCellMar>
-            <w:top w:w="0" w:type="dxa"/>
-            <w:bottom w:w="0" w:type="dxa"/>
-          </w:tblCellMar>
-        </w:tblPrEx>
         <w:tc>
           <w:tcPr>
             <w:tcW w:w="2200" w:type="dxa"/>
@@ -18439,12 +17932,6 @@
         <w:gridCol w:w="9768"/>
       </w:tblGrid>
       <w:tr>
-        <w:tblPrEx>
-          <w:tblCellMar>
-            <w:top w:w="0" w:type="dxa"/>
-            <w:bottom w:w="0" w:type="dxa"/>
-          </w:tblCellMar>
-        </w:tblPrEx>
         <w:tc>
           <w:tcPr>
             <w:tcW w:w="9768" w:type="dxa"/>
@@ -18480,12 +17967,6 @@
         </w:tc>
       </w:tr>
       <w:tr>
-        <w:tblPrEx>
-          <w:tblCellMar>
-            <w:top w:w="0" w:type="dxa"/>
-            <w:bottom w:w="0" w:type="dxa"/>
-          </w:tblCellMar>
-        </w:tblPrEx>
         <w:tc>
           <w:tcPr>
             <w:tcW w:w="9768" w:type="dxa"/>
@@ -18991,12 +18472,6 @@
         <w:gridCol w:w="9354"/>
       </w:tblGrid>
       <w:tr>
-        <w:tblPrEx>
-          <w:tblCellMar>
-            <w:top w:w="0" w:type="dxa"/>
-            <w:bottom w:w="0" w:type="dxa"/>
-          </w:tblCellMar>
-        </w:tblPrEx>
         <w:tc>
           <w:tcPr>
             <w:tcW w:w="397" w:type="dxa"/>
@@ -19377,12 +18852,6 @@
         <w:gridCol w:w="9354"/>
       </w:tblGrid>
       <w:tr>
-        <w:tblPrEx>
-          <w:tblCellMar>
-            <w:top w:w="0" w:type="dxa"/>
-            <w:bottom w:w="0" w:type="dxa"/>
-          </w:tblCellMar>
-        </w:tblPrEx>
         <w:tc>
           <w:tcPr>
             <w:tcW w:w="397" w:type="dxa"/>
@@ -19886,12 +19355,6 @@
         <w:gridCol w:w="9411"/>
       </w:tblGrid>
       <w:tr>
-        <w:tblPrEx>
-          <w:tblCellMar>
-            <w:top w:w="0" w:type="dxa"/>
-            <w:bottom w:w="0" w:type="dxa"/>
-          </w:tblCellMar>
-        </w:tblPrEx>
         <w:tc>
           <w:tcPr>
             <w:tcW w:w="397" w:type="dxa"/>
@@ -20326,12 +19789,6 @@
         <w:gridCol w:w="9354"/>
       </w:tblGrid>
       <w:tr>
-        <w:tblPrEx>
-          <w:tblCellMar>
-            <w:top w:w="0" w:type="dxa"/>
-            <w:bottom w:w="0" w:type="dxa"/>
-          </w:tblCellMar>
-        </w:tblPrEx>
         <w:tc>
           <w:tcPr>
             <w:tcW w:w="397" w:type="dxa"/>
@@ -20733,12 +20190,6 @@
         <w:gridCol w:w="9354"/>
       </w:tblGrid>
       <w:tr>
-        <w:tblPrEx>
-          <w:tblCellMar>
-            <w:top w:w="0" w:type="dxa"/>
-            <w:bottom w:w="0" w:type="dxa"/>
-          </w:tblCellMar>
-        </w:tblPrEx>
         <w:tc>
           <w:tcPr>
             <w:tcW w:w="397" w:type="dxa"/>
@@ -21220,12 +20671,6 @@
         <w:gridCol w:w="9354"/>
       </w:tblGrid>
       <w:tr>
-        <w:tblPrEx>
-          <w:tblCellMar>
-            <w:top w:w="0" w:type="dxa"/>
-            <w:bottom w:w="0" w:type="dxa"/>
-          </w:tblCellMar>
-        </w:tblPrEx>
         <w:tc>
           <w:tcPr>
             <w:tcW w:w="397" w:type="dxa"/>
@@ -21787,12 +21232,6 @@
         <w:gridCol w:w="9354"/>
       </w:tblGrid>
       <w:tr>
-        <w:tblPrEx>
-          <w:tblCellMar>
-            <w:top w:w="0" w:type="dxa"/>
-            <w:bottom w:w="0" w:type="dxa"/>
-          </w:tblCellMar>
-        </w:tblPrEx>
         <w:tc>
           <w:tcPr>
             <w:tcW w:w="397" w:type="dxa"/>
@@ -22363,12 +21802,6 @@
         <w:gridCol w:w="9354"/>
       </w:tblGrid>
       <w:tr>
-        <w:tblPrEx>
-          <w:tblCellMar>
-            <w:top w:w="0" w:type="dxa"/>
-            <w:bottom w:w="0" w:type="dxa"/>
-          </w:tblCellMar>
-        </w:tblPrEx>
         <w:tc>
           <w:tcPr>
             <w:tcW w:w="397" w:type="dxa"/>
@@ -22827,12 +22260,6 @@
         <w:gridCol w:w="9354"/>
       </w:tblGrid>
       <w:tr>
-        <w:tblPrEx>
-          <w:tblCellMar>
-            <w:top w:w="0" w:type="dxa"/>
-            <w:bottom w:w="0" w:type="dxa"/>
-          </w:tblCellMar>
-        </w:tblPrEx>
         <w:tc>
           <w:tcPr>
             <w:tcW w:w="397" w:type="dxa"/>
@@ -23162,12 +22589,6 @@
         <w:gridCol w:w="9354"/>
       </w:tblGrid>
       <w:tr>
-        <w:tblPrEx>
-          <w:tblCellMar>
-            <w:top w:w="0" w:type="dxa"/>
-            <w:bottom w:w="0" w:type="dxa"/>
-          </w:tblCellMar>
-        </w:tblPrEx>
         <w:tc>
           <w:tcPr>
             <w:tcW w:w="397" w:type="dxa"/>
@@ -23534,12 +22955,6 @@
         <w:gridCol w:w="9354"/>
       </w:tblGrid>
       <w:tr>
-        <w:tblPrEx>
-          <w:tblCellMar>
-            <w:top w:w="0" w:type="dxa"/>
-            <w:bottom w:w="0" w:type="dxa"/>
-          </w:tblCellMar>
-        </w:tblPrEx>
         <w:tc>
           <w:tcPr>
             <w:tcW w:w="397" w:type="dxa"/>
@@ -24062,12 +23477,6 @@
         <w:gridCol w:w="9411"/>
       </w:tblGrid>
       <w:tr>
-        <w:tblPrEx>
-          <w:tblCellMar>
-            <w:top w:w="0" w:type="dxa"/>
-            <w:bottom w:w="0" w:type="dxa"/>
-          </w:tblCellMar>
-        </w:tblPrEx>
         <w:tc>
           <w:tcPr>
             <w:tcW w:w="397" w:type="dxa"/>
@@ -24285,12 +23694,6 @@
         <w:gridCol w:w="9768"/>
       </w:tblGrid>
       <w:tr>
-        <w:tblPrEx>
-          <w:tblCellMar>
-            <w:top w:w="0" w:type="dxa"/>
-            <w:bottom w:w="0" w:type="dxa"/>
-          </w:tblCellMar>
-        </w:tblPrEx>
         <w:tc>
           <w:tcPr>
             <w:tcW w:w="9768" w:type="dxa"/>
@@ -24336,12 +23739,6 @@
         </w:tc>
       </w:tr>
       <w:tr>
-        <w:tblPrEx>
-          <w:tblCellMar>
-            <w:top w:w="0" w:type="dxa"/>
-            <w:bottom w:w="0" w:type="dxa"/>
-          </w:tblCellMar>
-        </w:tblPrEx>
         <w:tc>
           <w:tcPr>
             <w:tcW w:w="9768" w:type="dxa"/>
@@ -24657,12 +24054,6 @@
         <w:gridCol w:w="7087"/>
       </w:tblGrid>
       <w:tr>
-        <w:tblPrEx>
-          <w:tblCellMar>
-            <w:top w:w="0" w:type="dxa"/>
-            <w:bottom w:w="0" w:type="dxa"/>
-          </w:tblCellMar>
-        </w:tblPrEx>
         <w:tc>
           <w:tcPr>
             <w:tcW w:w="2686" w:type="dxa"/>
@@ -24768,12 +24159,6 @@
         </w:tc>
       </w:tr>
       <w:tr>
-        <w:tblPrEx>
-          <w:tblCellMar>
-            <w:top w:w="0" w:type="dxa"/>
-            <w:bottom w:w="0" w:type="dxa"/>
-          </w:tblCellMar>
-        </w:tblPrEx>
         <w:tc>
           <w:tcPr>
             <w:tcW w:w="2686" w:type="dxa"/>
@@ -24839,12 +24224,6 @@
         </w:tc>
       </w:tr>
       <w:tr>
-        <w:tblPrEx>
-          <w:tblCellMar>
-            <w:top w:w="0" w:type="dxa"/>
-            <w:bottom w:w="0" w:type="dxa"/>
-          </w:tblCellMar>
-        </w:tblPrEx>
         <w:tc>
           <w:tcPr>
             <w:tcW w:w="2686" w:type="dxa"/>
@@ -24950,12 +24329,6 @@
         </w:tc>
       </w:tr>
       <w:tr>
-        <w:tblPrEx>
-          <w:tblCellMar>
-            <w:top w:w="0" w:type="dxa"/>
-            <w:bottom w:w="0" w:type="dxa"/>
-          </w:tblCellMar>
-        </w:tblPrEx>
         <w:tc>
           <w:tcPr>
             <w:tcW w:w="2686" w:type="dxa"/>
@@ -25021,12 +24394,6 @@
         </w:tc>
       </w:tr>
       <w:tr>
-        <w:tblPrEx>
-          <w:tblCellMar>
-            <w:top w:w="0" w:type="dxa"/>
-            <w:bottom w:w="0" w:type="dxa"/>
-          </w:tblCellMar>
-        </w:tblPrEx>
         <w:tc>
           <w:tcPr>
             <w:tcW w:w="2686" w:type="dxa"/>
@@ -25159,12 +24526,6 @@
         <w:gridCol w:w="5528"/>
       </w:tblGrid>
       <w:tr>
-        <w:tblPrEx>
-          <w:tblCellMar>
-            <w:top w:w="0" w:type="dxa"/>
-            <w:bottom w:w="0" w:type="dxa"/>
-          </w:tblCellMar>
-        </w:tblPrEx>
         <w:trPr>
           <w:tblHeader/>
         </w:trPr>
@@ -25278,12 +24639,6 @@
         </w:tc>
       </w:tr>
       <w:tr>
-        <w:tblPrEx>
-          <w:tblCellMar>
-            <w:top w:w="0" w:type="dxa"/>
-            <w:bottom w:w="0" w:type="dxa"/>
-          </w:tblCellMar>
-        </w:tblPrEx>
         <w:tc>
           <w:tcPr>
             <w:tcW w:w="1833" w:type="dxa"/>
@@ -25364,12 +24719,6 @@
         </w:tc>
       </w:tr>
       <w:tr>
-        <w:tblPrEx>
-          <w:tblCellMar>
-            <w:top w:w="0" w:type="dxa"/>
-            <w:bottom w:w="0" w:type="dxa"/>
-          </w:tblCellMar>
-        </w:tblPrEx>
         <w:tc>
           <w:tcPr>
             <w:tcW w:w="1833" w:type="dxa"/>
@@ -25450,12 +24799,6 @@
         </w:tc>
       </w:tr>
       <w:tr>
-        <w:tblPrEx>
-          <w:tblCellMar>
-            <w:top w:w="0" w:type="dxa"/>
-            <w:bottom w:w="0" w:type="dxa"/>
-          </w:tblCellMar>
-        </w:tblPrEx>
         <w:tc>
           <w:tcPr>
             <w:tcW w:w="1833" w:type="dxa"/>
@@ -25536,12 +24879,6 @@
         </w:tc>
       </w:tr>
       <w:tr>
-        <w:tblPrEx>
-          <w:tblCellMar>
-            <w:top w:w="0" w:type="dxa"/>
-            <w:bottom w:w="0" w:type="dxa"/>
-          </w:tblCellMar>
-        </w:tblPrEx>
         <w:tc>
           <w:tcPr>
             <w:tcW w:w="1833" w:type="dxa"/>
@@ -25622,12 +24959,6 @@
         </w:tc>
       </w:tr>
       <w:tr>
-        <w:tblPrEx>
-          <w:tblCellMar>
-            <w:top w:w="0" w:type="dxa"/>
-            <w:bottom w:w="0" w:type="dxa"/>
-          </w:tblCellMar>
-        </w:tblPrEx>
         <w:tc>
           <w:tcPr>
             <w:tcW w:w="1833" w:type="dxa"/>
@@ -25738,12 +25069,6 @@
         <w:gridCol w:w="5528"/>
       </w:tblGrid>
       <w:tr>
-        <w:tblPrEx>
-          <w:tblCellMar>
-            <w:top w:w="0" w:type="dxa"/>
-            <w:bottom w:w="0" w:type="dxa"/>
-          </w:tblCellMar>
-        </w:tblPrEx>
         <w:trPr>
           <w:tblHeader/>
         </w:trPr>
@@ -25879,12 +25204,6 @@
         </w:tc>
       </w:tr>
       <w:tr>
-        <w:tblPrEx>
-          <w:tblCellMar>
-            <w:top w:w="0" w:type="dxa"/>
-            <w:bottom w:w="0" w:type="dxa"/>
-          </w:tblCellMar>
-        </w:tblPrEx>
         <w:tc>
           <w:tcPr>
             <w:tcW w:w="4248" w:type="dxa"/>
@@ -25950,12 +25269,6 @@
         </w:tc>
       </w:tr>
       <w:tr>
-        <w:tblPrEx>
-          <w:tblCellMar>
-            <w:top w:w="0" w:type="dxa"/>
-            <w:bottom w:w="0" w:type="dxa"/>
-          </w:tblCellMar>
-        </w:tblPrEx>
         <w:tc>
           <w:tcPr>
             <w:tcW w:w="4248" w:type="dxa"/>
@@ -26101,12 +25414,6 @@
         </w:tc>
       </w:tr>
       <w:tr>
-        <w:tblPrEx>
-          <w:tblCellMar>
-            <w:top w:w="0" w:type="dxa"/>
-            <w:bottom w:w="0" w:type="dxa"/>
-          </w:tblCellMar>
-        </w:tblPrEx>
         <w:tc>
           <w:tcPr>
             <w:tcW w:w="4248" w:type="dxa"/>
@@ -26212,12 +25519,6 @@
         </w:tc>
       </w:tr>
       <w:tr>
-        <w:tblPrEx>
-          <w:tblCellMar>
-            <w:top w:w="0" w:type="dxa"/>
-            <w:bottom w:w="0" w:type="dxa"/>
-          </w:tblCellMar>
-        </w:tblPrEx>
         <w:tc>
           <w:tcPr>
             <w:tcW w:w="4248" w:type="dxa"/>
@@ -26323,12 +25624,6 @@
         </w:tc>
       </w:tr>
       <w:tr>
-        <w:tblPrEx>
-          <w:tblCellMar>
-            <w:top w:w="0" w:type="dxa"/>
-            <w:bottom w:w="0" w:type="dxa"/>
-          </w:tblCellMar>
-        </w:tblPrEx>
         <w:tc>
           <w:tcPr>
             <w:tcW w:w="4248" w:type="dxa"/>
@@ -26394,12 +25689,6 @@
         </w:tc>
       </w:tr>
       <w:tr>
-        <w:tblPrEx>
-          <w:tblCellMar>
-            <w:top w:w="0" w:type="dxa"/>
-            <w:bottom w:w="0" w:type="dxa"/>
-          </w:tblCellMar>
-        </w:tblPrEx>
         <w:tc>
           <w:tcPr>
             <w:tcW w:w="4248" w:type="dxa"/>
@@ -26465,12 +25754,6 @@
         </w:tc>
       </w:tr>
       <w:tr>
-        <w:tblPrEx>
-          <w:tblCellMar>
-            <w:top w:w="0" w:type="dxa"/>
-            <w:bottom w:w="0" w:type="dxa"/>
-          </w:tblCellMar>
-        </w:tblPrEx>
         <w:tc>
           <w:tcPr>
             <w:tcW w:w="4248" w:type="dxa"/>
@@ -26578,12 +25861,6 @@
         <w:gridCol w:w="5528"/>
       </w:tblGrid>
       <w:tr>
-        <w:tblPrEx>
-          <w:tblCellMar>
-            <w:top w:w="0" w:type="dxa"/>
-            <w:bottom w:w="0" w:type="dxa"/>
-          </w:tblCellMar>
-        </w:tblPrEx>
         <w:trPr>
           <w:tblHeader/>
         </w:trPr>
@@ -26677,12 +25954,6 @@
         </w:tc>
       </w:tr>
       <w:tr>
-        <w:tblPrEx>
-          <w:tblCellMar>
-            <w:top w:w="0" w:type="dxa"/>
-            <w:bottom w:w="0" w:type="dxa"/>
-          </w:tblCellMar>
-        </w:tblPrEx>
         <w:tc>
           <w:tcPr>
             <w:tcW w:w="4248" w:type="dxa"/>
@@ -26748,12 +26019,6 @@
         </w:tc>
       </w:tr>
       <w:tr>
-        <w:tblPrEx>
-          <w:tblCellMar>
-            <w:top w:w="0" w:type="dxa"/>
-            <w:bottom w:w="0" w:type="dxa"/>
-          </w:tblCellMar>
-        </w:tblPrEx>
         <w:tc>
           <w:tcPr>
             <w:tcW w:w="4248" w:type="dxa"/>
@@ -26819,12 +26084,6 @@
         </w:tc>
       </w:tr>
       <w:tr>
-        <w:tblPrEx>
-          <w:tblCellMar>
-            <w:top w:w="0" w:type="dxa"/>
-            <w:bottom w:w="0" w:type="dxa"/>
-          </w:tblCellMar>
-        </w:tblPrEx>
         <w:tc>
           <w:tcPr>
             <w:tcW w:w="4248" w:type="dxa"/>
@@ -26910,12 +26169,6 @@
         </w:tc>
       </w:tr>
       <w:tr>
-        <w:tblPrEx>
-          <w:tblCellMar>
-            <w:top w:w="0" w:type="dxa"/>
-            <w:bottom w:w="0" w:type="dxa"/>
-          </w:tblCellMar>
-        </w:tblPrEx>
         <w:tc>
           <w:tcPr>
             <w:tcW w:w="4248" w:type="dxa"/>
@@ -27001,12 +26254,6 @@
         </w:tc>
       </w:tr>
       <w:tr>
-        <w:tblPrEx>
-          <w:tblCellMar>
-            <w:top w:w="0" w:type="dxa"/>
-            <w:bottom w:w="0" w:type="dxa"/>
-          </w:tblCellMar>
-        </w:tblPrEx>
         <w:tc>
           <w:tcPr>
             <w:tcW w:w="4248" w:type="dxa"/>
@@ -27118,12 +26365,6 @@
         <w:gridCol w:w="5103"/>
       </w:tblGrid>
       <w:tr>
-        <w:tblPrEx>
-          <w:tblCellMar>
-            <w:top w:w="0" w:type="dxa"/>
-            <w:bottom w:w="0" w:type="dxa"/>
-          </w:tblCellMar>
-        </w:tblPrEx>
         <w:trPr>
           <w:tblHeader/>
         </w:trPr>
@@ -27206,12 +26447,6 @@
         </w:tc>
       </w:tr>
       <w:tr>
-        <w:tblPrEx>
-          <w:tblCellMar>
-            <w:top w:w="0" w:type="dxa"/>
-            <w:bottom w:w="0" w:type="dxa"/>
-          </w:tblCellMar>
-        </w:tblPrEx>
         <w:tc>
           <w:tcPr>
             <w:tcW w:w="4673" w:type="dxa"/>
@@ -27317,12 +26552,6 @@
         </w:tc>
       </w:tr>
       <w:tr>
-        <w:tblPrEx>
-          <w:tblCellMar>
-            <w:top w:w="0" w:type="dxa"/>
-            <w:bottom w:w="0" w:type="dxa"/>
-          </w:tblCellMar>
-        </w:tblPrEx>
         <w:tc>
           <w:tcPr>
             <w:tcW w:w="4673" w:type="dxa"/>
@@ -27388,12 +26617,6 @@
         </w:tc>
       </w:tr>
       <w:tr>
-        <w:tblPrEx>
-          <w:tblCellMar>
-            <w:top w:w="0" w:type="dxa"/>
-            <w:bottom w:w="0" w:type="dxa"/>
-          </w:tblCellMar>
-        </w:tblPrEx>
         <w:tc>
           <w:tcPr>
             <w:tcW w:w="4673" w:type="dxa"/>
@@ -27459,12 +26682,6 @@
         </w:tc>
       </w:tr>
       <w:tr>
-        <w:tblPrEx>
-          <w:tblCellMar>
-            <w:top w:w="0" w:type="dxa"/>
-            <w:bottom w:w="0" w:type="dxa"/>
-          </w:tblCellMar>
-        </w:tblPrEx>
         <w:tc>
           <w:tcPr>
             <w:tcW w:w="4673" w:type="dxa"/>
@@ -27530,12 +26747,6 @@
         </w:tc>
       </w:tr>
       <w:tr>
-        <w:tblPrEx>
-          <w:tblCellMar>
-            <w:top w:w="0" w:type="dxa"/>
-            <w:bottom w:w="0" w:type="dxa"/>
-          </w:tblCellMar>
-        </w:tblPrEx>
         <w:tc>
           <w:tcPr>
             <w:tcW w:w="4673" w:type="dxa"/>
@@ -27671,12 +26882,6 @@
         </w:tc>
       </w:tr>
       <w:tr>
-        <w:tblPrEx>
-          <w:tblCellMar>
-            <w:top w:w="0" w:type="dxa"/>
-            <w:bottom w:w="0" w:type="dxa"/>
-          </w:tblCellMar>
-        </w:tblPrEx>
         <w:tc>
           <w:tcPr>
             <w:tcW w:w="4673" w:type="dxa"/>
@@ -27822,12 +27027,6 @@
         </w:tc>
       </w:tr>
       <w:tr>
-        <w:tblPrEx>
-          <w:tblCellMar>
-            <w:top w:w="0" w:type="dxa"/>
-            <w:bottom w:w="0" w:type="dxa"/>
-          </w:tblCellMar>
-        </w:tblPrEx>
         <w:tc>
           <w:tcPr>
             <w:tcW w:w="4673" w:type="dxa"/>
@@ -27951,12 +27150,6 @@
         <w:gridCol w:w="9768"/>
       </w:tblGrid>
       <w:tr>
-        <w:tblPrEx>
-          <w:tblCellMar>
-            <w:top w:w="0" w:type="dxa"/>
-            <w:bottom w:w="0" w:type="dxa"/>
-          </w:tblCellMar>
-        </w:tblPrEx>
         <w:tc>
           <w:tcPr>
             <w:tcW w:w="9768" w:type="dxa"/>
@@ -27992,12 +27185,6 @@
         </w:tc>
       </w:tr>
       <w:tr>
-        <w:tblPrEx>
-          <w:tblCellMar>
-            <w:top w:w="0" w:type="dxa"/>
-            <w:bottom w:w="0" w:type="dxa"/>
-          </w:tblCellMar>
-        </w:tblPrEx>
         <w:tc>
           <w:tcPr>
             <w:tcW w:w="9768" w:type="dxa"/>
@@ -28226,12 +27413,6 @@
         <w:gridCol w:w="5386"/>
       </w:tblGrid>
       <w:tr>
-        <w:tblPrEx>
-          <w:tblCellMar>
-            <w:top w:w="0" w:type="dxa"/>
-            <w:bottom w:w="0" w:type="dxa"/>
-          </w:tblCellMar>
-        </w:tblPrEx>
         <w:trPr>
           <w:tblHeader/>
         </w:trPr>
@@ -28326,12 +27507,6 @@
         </w:tc>
       </w:tr>
       <w:tr>
-        <w:tblPrEx>
-          <w:tblCellMar>
-            <w:top w:w="0" w:type="dxa"/>
-            <w:bottom w:w="0" w:type="dxa"/>
-          </w:tblCellMar>
-        </w:tblPrEx>
         <w:tc>
           <w:tcPr>
             <w:tcW w:w="4390" w:type="dxa"/>
@@ -28437,12 +27612,6 @@
         </w:tc>
       </w:tr>
       <w:tr>
-        <w:tblPrEx>
-          <w:tblCellMar>
-            <w:top w:w="0" w:type="dxa"/>
-            <w:bottom w:w="0" w:type="dxa"/>
-          </w:tblCellMar>
-        </w:tblPrEx>
         <w:tc>
           <w:tcPr>
             <w:tcW w:w="4390" w:type="dxa"/>
@@ -28508,12 +27677,6 @@
         </w:tc>
       </w:tr>
       <w:tr>
-        <w:tblPrEx>
-          <w:tblCellMar>
-            <w:top w:w="0" w:type="dxa"/>
-            <w:bottom w:w="0" w:type="dxa"/>
-          </w:tblCellMar>
-        </w:tblPrEx>
         <w:tc>
           <w:tcPr>
             <w:tcW w:w="4390" w:type="dxa"/>
@@ -28579,12 +27742,6 @@
         </w:tc>
       </w:tr>
       <w:tr>
-        <w:tblPrEx>
-          <w:tblCellMar>
-            <w:top w:w="0" w:type="dxa"/>
-            <w:bottom w:w="0" w:type="dxa"/>
-          </w:tblCellMar>
-        </w:tblPrEx>
         <w:tc>
           <w:tcPr>
             <w:tcW w:w="4390" w:type="dxa"/>
@@ -28730,12 +27887,6 @@
         </w:tc>
       </w:tr>
       <w:tr>
-        <w:tblPrEx>
-          <w:tblCellMar>
-            <w:top w:w="0" w:type="dxa"/>
-            <w:bottom w:w="0" w:type="dxa"/>
-          </w:tblCellMar>
-        </w:tblPrEx>
         <w:tc>
           <w:tcPr>
             <w:tcW w:w="4390" w:type="dxa"/>
@@ -28831,12 +27982,6 @@
         <w:gridCol w:w="5386"/>
       </w:tblGrid>
       <w:tr>
-        <w:tblPrEx>
-          <w:tblCellMar>
-            <w:top w:w="0" w:type="dxa"/>
-            <w:bottom w:w="0" w:type="dxa"/>
-          </w:tblCellMar>
-        </w:tblPrEx>
         <w:trPr>
           <w:tblHeader/>
         </w:trPr>
@@ -28941,12 +28086,6 @@
         </w:tc>
       </w:tr>
       <w:tr>
-        <w:tblPrEx>
-          <w:tblCellMar>
-            <w:top w:w="0" w:type="dxa"/>
-            <w:bottom w:w="0" w:type="dxa"/>
-          </w:tblCellMar>
-        </w:tblPrEx>
         <w:tc>
           <w:tcPr>
             <w:tcW w:w="4390" w:type="dxa"/>
@@ -29012,12 +28151,6 @@
         </w:tc>
       </w:tr>
       <w:tr>
-        <w:tblPrEx>
-          <w:tblCellMar>
-            <w:top w:w="0" w:type="dxa"/>
-            <w:bottom w:w="0" w:type="dxa"/>
-          </w:tblCellMar>
-        </w:tblPrEx>
         <w:tc>
           <w:tcPr>
             <w:tcW w:w="4390" w:type="dxa"/>
@@ -29083,12 +28216,6 @@
         </w:tc>
       </w:tr>
       <w:tr>
-        <w:tblPrEx>
-          <w:tblCellMar>
-            <w:top w:w="0" w:type="dxa"/>
-            <w:bottom w:w="0" w:type="dxa"/>
-          </w:tblCellMar>
-        </w:tblPrEx>
         <w:tc>
           <w:tcPr>
             <w:tcW w:w="4390" w:type="dxa"/>
@@ -29154,12 +28281,6 @@
         </w:tc>
       </w:tr>
       <w:tr>
-        <w:tblPrEx>
-          <w:tblCellMar>
-            <w:top w:w="0" w:type="dxa"/>
-            <w:bottom w:w="0" w:type="dxa"/>
-          </w:tblCellMar>
-        </w:tblPrEx>
         <w:tc>
           <w:tcPr>
             <w:tcW w:w="4390" w:type="dxa"/>
@@ -29225,12 +28346,6 @@
         </w:tc>
       </w:tr>
       <w:tr>
-        <w:tblPrEx>
-          <w:tblCellMar>
-            <w:top w:w="0" w:type="dxa"/>
-            <w:bottom w:w="0" w:type="dxa"/>
-          </w:tblCellMar>
-        </w:tblPrEx>
         <w:tc>
           <w:tcPr>
             <w:tcW w:w="4390" w:type="dxa"/>
@@ -29360,12 +28475,6 @@
         <w:gridCol w:w="3827"/>
       </w:tblGrid>
       <w:tr>
-        <w:tblPrEx>
-          <w:tblCellMar>
-            <w:top w:w="0" w:type="dxa"/>
-            <w:bottom w:w="0" w:type="dxa"/>
-          </w:tblCellMar>
-        </w:tblPrEx>
         <w:trPr>
           <w:tblHeader/>
         </w:trPr>
@@ -29498,12 +28607,6 @@
         </w:tc>
       </w:tr>
       <w:tr>
-        <w:tblPrEx>
-          <w:tblCellMar>
-            <w:top w:w="0" w:type="dxa"/>
-            <w:bottom w:w="0" w:type="dxa"/>
-          </w:tblCellMar>
-        </w:tblPrEx>
         <w:tc>
           <w:tcPr>
             <w:tcW w:w="500" w:type="dxa"/>
@@ -29695,12 +28798,6 @@
         </w:tc>
       </w:tr>
       <w:tr>
-        <w:tblPrEx>
-          <w:tblCellMar>
-            <w:top w:w="0" w:type="dxa"/>
-            <w:bottom w:w="0" w:type="dxa"/>
-          </w:tblCellMar>
-        </w:tblPrEx>
         <w:tc>
           <w:tcPr>
             <w:tcW w:w="500" w:type="dxa"/>
@@ -29955,12 +29052,6 @@
         </w:tc>
       </w:tr>
       <w:tr>
-        <w:tblPrEx>
-          <w:tblCellMar>
-            <w:top w:w="0" w:type="dxa"/>
-            <w:bottom w:w="0" w:type="dxa"/>
-          </w:tblCellMar>
-        </w:tblPrEx>
         <w:tc>
           <w:tcPr>
             <w:tcW w:w="500" w:type="dxa"/>
@@ -30168,12 +29259,6 @@
         <w:gridCol w:w="3827"/>
       </w:tblGrid>
       <w:tr>
-        <w:tblPrEx>
-          <w:tblCellMar>
-            <w:top w:w="0" w:type="dxa"/>
-            <w:bottom w:w="0" w:type="dxa"/>
-          </w:tblCellMar>
-        </w:tblPrEx>
         <w:trPr>
           <w:tblHeader/>
         </w:trPr>
@@ -30306,12 +29391,6 @@
         </w:tc>
       </w:tr>
       <w:tr>
-        <w:tblPrEx>
-          <w:tblCellMar>
-            <w:top w:w="0" w:type="dxa"/>
-            <w:bottom w:w="0" w:type="dxa"/>
-          </w:tblCellMar>
-        </w:tblPrEx>
         <w:tc>
           <w:tcPr>
             <w:tcW w:w="500" w:type="dxa"/>
@@ -30574,12 +29653,6 @@
         </w:tc>
       </w:tr>
       <w:tr>
-        <w:tblPrEx>
-          <w:tblCellMar>
-            <w:top w:w="0" w:type="dxa"/>
-            <w:bottom w:w="0" w:type="dxa"/>
-          </w:tblCellMar>
-        </w:tblPrEx>
         <w:tc>
           <w:tcPr>
             <w:tcW w:w="500" w:type="dxa"/>
@@ -30843,12 +29916,6 @@
         <w:gridCol w:w="3827"/>
       </w:tblGrid>
       <w:tr>
-        <w:tblPrEx>
-          <w:tblCellMar>
-            <w:top w:w="0" w:type="dxa"/>
-            <w:bottom w:w="0" w:type="dxa"/>
-          </w:tblCellMar>
-        </w:tblPrEx>
         <w:trPr>
           <w:tblHeader/>
         </w:trPr>
@@ -30981,12 +30048,6 @@
         </w:tc>
       </w:tr>
       <w:tr>
-        <w:tblPrEx>
-          <w:tblCellMar>
-            <w:top w:w="0" w:type="dxa"/>
-            <w:bottom w:w="0" w:type="dxa"/>
-          </w:tblCellMar>
-        </w:tblPrEx>
         <w:tc>
           <w:tcPr>
             <w:tcW w:w="500" w:type="dxa"/>
@@ -31178,12 +30239,6 @@
         </w:tc>
       </w:tr>
       <w:tr>
-        <w:tblPrEx>
-          <w:tblCellMar>
-            <w:top w:w="0" w:type="dxa"/>
-            <w:bottom w:w="0" w:type="dxa"/>
-          </w:tblCellMar>
-        </w:tblPrEx>
         <w:tc>
           <w:tcPr>
             <w:tcW w:w="500" w:type="dxa"/>
@@ -32221,8 +31276,8 @@
       </w:pPr>
     </w:p>
     <w:sectPr>
-      <w:headerReference w:type="default" r:id="rId7"/>
-      <w:footerReference w:type="default" r:id="rId8"/>
+      <w:headerReference w:type="default" r:id="rId12"/>
+      <w:footerReference w:type="default" r:id="rId13"/>
       <w:pgSz w:w="11906" w:h="16838"/>
       <w:pgMar w:top="1100" w:right="1100" w:bottom="1300" w:left="1100" w:header="567" w:footer="567" w:gutter="0"/>
       <w:cols w:space="708"/>
@@ -32289,6 +31344,7 @@
           <w:docPartUnique/>
         </w:docPartObj>
       </w:sdtPr>
+      <w:sdtEndPr/>
       <w:sdtContent>
         <w:r>
           <w:rPr>
@@ -33155,6 +32211,7 @@
   <w:style w:type="character" w:default="1" w:styleId="Domylnaczcionkaakapitu">
     <w:name w:val="Default Paragraph Font"/>
     <w:uiPriority w:val="1"/>
+    <w:semiHidden/>
     <w:unhideWhenUsed/>
   </w:style>
   <w:style w:type="table" w:default="1" w:styleId="Standardowy">
